--- a/Certificados/Avales/Aval-varioscapitulos.docx
+++ b/Certificados/Avales/Aval-varioscapitulos.docx
@@ -56,7 +56,7 @@
         <w:rPr>
           <w:rFonts w:ascii="Roboto" w:hAnsi="Roboto"/>
         </w:rPr>
-        <w:t>El suscrito Director de Conocimiento, Innovación y Apropiación Social de la Universidad Simón Bolívar, delegado para expedir este tipo de certificado, declara que:</w:t>
+        <w:t>El suscrito Vicerrector de Investigación, Extensión e Innovación de la Universidad Simón Bolívar, declara que:</w:t>
       </w:r>
     </w:p>
     <w:p>
@@ -1287,21 +1287,7 @@
         <w:rPr>
           <w:rFonts w:ascii="Roboto" w:hAnsi="Roboto"/>
         </w:rPr>
-        <w:t>Director de Conocimiento, Innovación y Apropiación Social</w:t>
-      </w:r>
-    </w:p>
-    <w:p>
-      <w:pPr>
-        <w:jc w:val="center"/>
-        <w:rPr>
-          <w:rFonts w:ascii="Roboto" w:hAnsi="Roboto"/>
-        </w:rPr>
-      </w:pPr>
-      <w:r>
-        <w:rPr>
-          <w:rFonts w:ascii="Roboto" w:hAnsi="Roboto"/>
-        </w:rPr>
-        <w:t>Vicerrectoría de Investigación, Extensión e Innovación</w:t>
+        <w:t>Vicerrector de Investigación, Extensión e Innovación</w:t>
       </w:r>
     </w:p>
     <w:p>
